--- a/rapports/16_02_2026/Abdou_FAYE/coh_EQ14_sup_083204030017.docx
+++ b/rapports/16_02_2026/Abdou_FAYE/coh_EQ14_sup_083204030017.docx
@@ -25,7 +25,7 @@
         <w:br/>
         <w:t>Grappe: 083204030017</w:t>
         <w:br/>
-        <w:t>Date: 16/02/2026 a 12:40</w:t>
+        <w:t>Date: 16/02/2026 a 12:58</w:t>
       </w:r>
     </w:p>
     <w:p/>
@@ -1130,13 +1130,13 @@
         </w:rPr>
         <w:t xml:space="preserve">- L'entreprise vendre du repas est généralement une entreprise commerciale ou de service dont elle ne depense pas en achat de matières premières.Elle ne transforme pas de produit donc ne peut pas obtenir un montant sur la vente des produits transformés (10.48 ou 10.49). Prière de mettre 0 pour ces questions si elles ne font pas de transformation. </w:t>
         <w:br/>
-        <w:t xml:space="preserve">- Le montant dépensé de L'entreprise vendeur de sucre en detail pour l'achat de ces marchandises revendues en état, sans transformation ne peut être supérieur aux montants obtenus sur la revente de marchandises achetées et revendues en état au cours des 30 derniers jours ou durant le dernier mois où l'entreprise a fonctionné (s10q47 &gt; s10q46), prière de corriger. Le salaire qu'une personne de cette catégorie (10.62) a travaillé(e) dans cette entreprise vendeur de sucre en detail est élevé ou faible. Prière de confirmer cette information avec le QG ou de corriger. </w:t>
+        <w:t xml:space="preserve">- Le montant dépensé de L'entreprise vendeur de sucre en detail pour l'achat de ces marchandises revendues en état, sans transformation ne peut être supérieur aux montants obtenus sur la revente de marchandises achetées et revendues en état au cours des 30 derniers jours ou durant le dernier mois où l'entreprise a fonctionné (s10q47 &gt; s10q46), prière de corriger. </w:t>
         <w:br/>
-        <w:t xml:space="preserve">- Le montant dépensé de l'entreprise fabrication  de jus en achat de matières premières pour les produits vendus au cours des 30 derniers jours ou durant le dernier mois où l'entreprise a fonctionné ne peut pas être supéreur aux montants obtenus sur la vente de produits transformés par l'entreprise au cours de cette même période où l'entreprise a fonctionné (s10q49 &gt; s10q48), prière de corriger. </w:t>
+        <w:t xml:space="preserve">- Le montant dépensé de l'entreprise fabrication  de jus en achat de matières premières pour les produits vendus au cours des 30 derniers jours ou durant le dernier mois où l'entreprise a fonctionné ne peut pas être supéreur aux montants obtenus sur la vente de produits transformés par l'entreprise au cours de cette même période où l'entreprise a fonctionné (s10q49 &gt; s10q48), prière de corriger. Le salaire qu'une personne de cette catégorie (10.62) a travaillé(e) dans cette entreprise fabrication  de jus est élevé ou faible. Prière de confirmer cette information avec le QG ou de corriger. </w:t>
         <w:br/>
         <w:t xml:space="preserve">- Le montant dépensé de l'entreprise guerté thiaf en achat de matières premières pour les produits vendus au cours des 30 derniers jours ou durant le dernier mois où l'entreprise a fonctionné ne peut pas être supéreur aux montants obtenus sur la vente de produits transformés par l'entreprise au cours de cette même période où l'entreprise a fonctionné (s10q49 &gt; s10q48), prière de corriger. Le salaire qu'une personne de cette catégorie (10.62) a travaillé(e) dans cette entreprise guerté thiaf est élevé ou faible. Prière de confirmer cette information avec le QG ou de corriger. </w:t>
         <w:br/>
-        <w:t>- Peu plausible! la valeur actuelle déclarée en s10q36 pour vente de produits alimentaires semble trop petite ou trop élevée. Veuillez, s'il vous plaît, confirmer cette information avec le QG ou la corriger. Veuillez, s'il vous plaît, donner une valeur exacte ou estimée du montant à renseigner different de 9999 dans les champs s1046 à s10q57 pour vente de produits alimentaires.</w:t>
+        <w:t>- Peu plausible! la valeur actuelle déclarée en s10q36 pour vente de produits alimentaires semble trop petite ou trop élevée. Veuillez, s'il vous plaît, confirmer cette information avec le QG ou la corriger. Veuillez, s'il vous plaît, donner une valeur exacte ou estimée du montant à renseigner different de 9999 dans les champs s1046 à s10q57 pour vente de produits alimentaires. Le salaire qu'une personne de cette catégorie (10.62) a travaillé(e) dans cette entreprise vente de produits alimentaires est élevé ou faible. Prière de confirmer cette information avec le QG ou de corriger.</w:t>
       </w:r>
     </w:p>
     <w:p>

--- a/rapports/16_02_2026/Abdou_FAYE/coh_EQ14_sup_083204030017.docx
+++ b/rapports/16_02_2026/Abdou_FAYE/coh_EQ14_sup_083204030017.docx
@@ -25,7 +25,7 @@
         <w:br/>
         <w:t>Grappe: 083204030017</w:t>
         <w:br/>
-        <w:t>Date: 16/02/2026 a 12:58</w:t>
+        <w:t>Date: 16/02/2026 a 13:04</w:t>
       </w:r>
     </w:p>
     <w:p/>
@@ -119,7 +119,7 @@
           </w:tcPr>
           <w:p>
             <w:r>
-              <w:t>28</w:t>
+              <w:t>26</w:t>
             </w:r>
           </w:p>
         </w:tc>
@@ -411,7 +411,7 @@
           </w:tcPr>
           <w:p>
             <w:r>
-              <w:t>8</w:t>
+              <w:t>7</w:t>
             </w:r>
           </w:p>
         </w:tc>
@@ -443,7 +443,7 @@
           </w:tcPr>
           <w:p>
             <w:r>
-              <w:t>7</w:t>
+              <w:t>6</w:t>
             </w:r>
           </w:p>
         </w:tc>
@@ -475,7 +475,7 @@
           </w:tcPr>
           <w:p>
             <w:r>
-              <w:t>7</w:t>
+              <w:t>6</w:t>
             </w:r>
           </w:p>
         </w:tc>
@@ -487,7 +487,7 @@
           </w:tcPr>
           <w:p>
             <w:r>
-              <w:t>Section1</w:t>
+              <w:t>Section19</w:t>
             </w:r>
           </w:p>
         </w:tc>
@@ -497,7 +497,7 @@
           </w:tcPr>
           <w:p>
             <w:r>
-              <w:t>Caracteristiques des membres</w:t>
+              <w:t>Equipements agricoles</w:t>
             </w:r>
           </w:p>
         </w:tc>
@@ -892,8 +892,6 @@
         <w:rPr>
           <w:sz w:val="20"/>
         </w:rPr>
-        <w:t xml:space="preserve">- Attention ! Le frais de scolarité (3000 Fcfa) de NDIAYA FALL en 1ére année de Secondaire 1 (Moyen) Général est relativement élevé par rapport aux autres frais de scolarités observés dans cette zone. Prière de corriger ou de confirmer avec le QG. </w:t>
-        <w:br/>
         <w:t xml:space="preserve">- Peu probable! ABASSE NIANG  n'arrive pas  à comprendre un petit texte lu dans une langue locale (s02q03). Veuillez corriger ou donner des explications au QG. </w:t>
         <w:br/>
         <w:t xml:space="preserve">- Peu probable! ASSE FALL  n'arrive pas  à comprendre un petit texte lu dans une langue locale (s02q03). Veuillez corriger ou donner des explications au QG. Peu probable! ASSE FALL  ne sait ni lire, ni écrire, ni comprendre dans aucune des langues  (s02q01,s02q02,s02q03). Veuillez corriger ou donner des explications au QG. </w:t>
@@ -1065,7 +1063,7 @@
         <w:rPr>
           <w:sz w:val="20"/>
         </w:rPr>
-        <w:t>- Attention ! Le prix unitaire d'achat (1000 Fcfa) de Carotte en Tas (Moyen) est relativement élevé par rapport aux autres prix observés dans cette zone. Prière de corriger ou de confirmer avec le QG. Attention ! Le prix unitaire d'achat (1200 Fcfa) de Choux en Tas (Petit) est relativement élevé par rapport aux autres prix observés dans cette zone. Prière de corriger ou de confirmer avec le QG. Attention ! Le prix unitaire d'achat (600 Fcfa) de Poireau en Tas (Petit) est relativement élevé par rapport aux autres prix observés dans cette zone. Prière de corriger ou de confirmer avec le QG. Avertissement!! La quantité (13 litre) du produit Huile de soja  consommée  par le ménage semble très élevé, prière de corriger ou confirmer avec le QG. Avertissement!!! Le ménage a consommé 8 Paquet Petit de Thé en sachet, cette quantité semble anormale pour une consommation des 7 derniers jours.Prière de corriger ou de confirmer avec le QG. Avertissement!! le prix unitaire (125 Fcfa) de Thé en sachet (unité: Paquet) de taille Petit est très faible ou élevé. Prière de corriger ou de confirmer avec le QG. Avertissement!!! Le ménage a consommé 9 Pièce Moyen de Carpe frais, cette quantité semble anormale pour une consommation des 7 derniers jours.Prière de corriger ou de confirmer avec le QG. Avertissement!!! Le ménage a consommé 9 Tas Petit de Capitaine frais, cette quantité semble anormale pour une consommation des 7 derniers jours.Prière de corriger ou de confirmer avec le QG. Avertissement!!!Le ménage a consommé 105 miche de Moyen de Pain moderne (Baguette)  ce qui semble incoherent pour une consommation aucours des 7 derniers jours, prière de verifier et corriger. Avertissement!!!Le ménage a consommé 45 Kg de taille unique de Riz local Gambiaka  ce qui semble incoherent pour une consommation aucours des 7 derniers jours, prière de verifier et corriger. Difficile de consommer le Sel en Kg taille unique prière de verifier. Attention ! Le prix unitaire d'achat (150 Fcfa) de Sel en Sachets (Petit) est relativement élevé par rapport aux autres prix observés dans cette zone. Prière de corriger ou de confirmer avec le QG. Le prix d'achat unitaire (5250 Fcfa) de Viande de poulet entier en Kg de taille taille unique prière de regarder les reponses prises dans les questions s07bq07a s07bq07b s07bq07c s07bq08 pour mieux corriger.</w:t>
+        <w:t>- Attention ! Le prix unitaire d'achat (1000 Fcfa) de Carotte en Tas (Moyen) est relativement élevé par rapport aux autres prix observés dans cette zone. Prière de corriger ou de confirmer avec le QG. Attention ! Le prix unitaire d'achat (1200 Fcfa) de Choux en Tas (Petit) est relativement élevé par rapport aux autres prix observés dans cette zone. Prière de corriger ou de confirmer avec le QG. Attention ! Le prix unitaire d'achat (600 Fcfa) de Poireau en Tas (Petit) est relativement élevé par rapport aux autres prix observés dans cette zone. Prière de corriger ou de confirmer avec le QG. Avertissement!! La quantité (13 litre) du produit Huile de soja  consommée  par le ménage semble très élevé, prière de corriger ou confirmer avec le QG. Avertissement!!! Le ménage a consommé 8 Paquet Petit de Thé en sachet, cette quantité semble anormale pour une consommation des 7 derniers jours.Prière de corriger ou de confirmer avec le QG. Avertissement!! le prix unitaire (125 Fcfa) de Thé en sachet (unité: Paquet) de taille Petit est très faible ou élevé. Prière de corriger ou de confirmer avec le QG. Avertissement!!! Le ménage a consommé 9 Pièce Moyen de Carpe frais, cette quantité semble anormale pour une consommation des 7 derniers jours.Prière de corriger ou de confirmer avec le QG. Avertissement!!! Le ménage a consommé 9 Tas Petit de Capitaine frais, cette quantité semble anormale pour une consommation des 7 derniers jours.Prière de corriger ou de confirmer avec le QG. Avertissement!!!Le ménage a consommé 105 miche de Moyen de Pain moderne (Baguette)  ce qui semble incoherent pour une consommation aucours des 7 derniers jours, prière de verifier et corriger. Avertissement!!!Le ménage a consommé 45 Kg de taille unique de Riz local Gambiaka  ce qui semble incoherent pour une consommation aucours des 7 derniers jours, prière de verifier et corriger. Difficile de consommer le Sel en Kg taille unique prière de verifier. Le prix d'achat unitaire (5250 Fcfa) de Viande de poulet entier en Kg de taille taille unique prière de regarder les reponses prises dans les questions s07bq07a s07bq07b s07bq07c s07bq08 pour mieux corriger.</w:t>
       </w:r>
     </w:p>
     <w:p>
@@ -1130,13 +1128,13 @@
         </w:rPr>
         <w:t xml:space="preserve">- L'entreprise vendre du repas est généralement une entreprise commerciale ou de service dont elle ne depense pas en achat de matières premières.Elle ne transforme pas de produit donc ne peut pas obtenir un montant sur la vente des produits transformés (10.48 ou 10.49). Prière de mettre 0 pour ces questions si elles ne font pas de transformation. </w:t>
         <w:br/>
-        <w:t xml:space="preserve">- Le montant dépensé de L'entreprise vendeur de sucre en detail pour l'achat de ces marchandises revendues en état, sans transformation ne peut être supérieur aux montants obtenus sur la revente de marchandises achetées et revendues en état au cours des 30 derniers jours ou durant le dernier mois où l'entreprise a fonctionné (s10q47 &gt; s10q46), prière de corriger. </w:t>
+        <w:t xml:space="preserve">- Le montant dépensé de L'entreprise vendeur de sucre en detail pour l'achat de ces marchandises revendues en état, sans transformation ne peut être supérieur aux montants obtenus sur la revente de marchandises achetées et revendues en état au cours des 30 derniers jours ou durant le dernier mois où l'entreprise a fonctionné (s10q47 &gt; s10q46), prière de corriger. Le salaire qu'une personne de cette catégorie (10.62) a travaillé(e) dans cette entreprise vendeur de sucre en detail est élevé ou faible. Prière de confirmer cette information avec le QG ou de corriger. </w:t>
         <w:br/>
-        <w:t xml:space="preserve">- Le montant dépensé de l'entreprise fabrication  de jus en achat de matières premières pour les produits vendus au cours des 30 derniers jours ou durant le dernier mois où l'entreprise a fonctionné ne peut pas être supéreur aux montants obtenus sur la vente de produits transformés par l'entreprise au cours de cette même période où l'entreprise a fonctionné (s10q49 &gt; s10q48), prière de corriger. Le salaire qu'une personne de cette catégorie (10.62) a travaillé(e) dans cette entreprise fabrication  de jus est élevé ou faible. Prière de confirmer cette information avec le QG ou de corriger. </w:t>
+        <w:t xml:space="preserve">- Le montant dépensé de l'entreprise fabrication  de jus en achat de matières premières pour les produits vendus au cours des 30 derniers jours ou durant le dernier mois où l'entreprise a fonctionné ne peut pas être supéreur aux montants obtenus sur la vente de produits transformés par l'entreprise au cours de cette même période où l'entreprise a fonctionné (s10q49 &gt; s10q48), prière de corriger. </w:t>
         <w:br/>
         <w:t xml:space="preserve">- Le montant dépensé de l'entreprise guerté thiaf en achat de matières premières pour les produits vendus au cours des 30 derniers jours ou durant le dernier mois où l'entreprise a fonctionné ne peut pas être supéreur aux montants obtenus sur la vente de produits transformés par l'entreprise au cours de cette même période où l'entreprise a fonctionné (s10q49 &gt; s10q48), prière de corriger. Le salaire qu'une personne de cette catégorie (10.62) a travaillé(e) dans cette entreprise guerté thiaf est élevé ou faible. Prière de confirmer cette information avec le QG ou de corriger. </w:t>
         <w:br/>
-        <w:t>- Peu plausible! la valeur actuelle déclarée en s10q36 pour vente de produits alimentaires semble trop petite ou trop élevée. Veuillez, s'il vous plaît, confirmer cette information avec le QG ou la corriger. Veuillez, s'il vous plaît, donner une valeur exacte ou estimée du montant à renseigner different de 9999 dans les champs s1046 à s10q57 pour vente de produits alimentaires. Le salaire qu'une personne de cette catégorie (10.62) a travaillé(e) dans cette entreprise vente de produits alimentaires est élevé ou faible. Prière de confirmer cette information avec le QG ou de corriger.</w:t>
+        <w:t>- Peu plausible! la valeur actuelle déclarée en s10q36 pour vente de produits alimentaires semble trop petite ou trop élevée. Veuillez, s'il vous plaît, confirmer cette information avec le QG ou la corriger. Veuillez, s'il vous plaît, donner une valeur exacte ou estimée du montant à renseigner different de 9999 dans les champs s1046 à s10q57 pour vente de produits alimentaires.</w:t>
       </w:r>
     </w:p>
     <w:p>
@@ -1736,7 +1734,7 @@
         <w:rPr>
           <w:sz w:val="20"/>
         </w:rPr>
-        <w:t>- La dernière fois que vous avez acheté Feuilles de  Haricot est Dans les champs et semble exister dans les modalités, prière de prendre attache avec le QG pour plus d'explication afin de la classer bien. Attention ! Le prix unitaire d'achat (100 Fcfa) de Biscuits en Paquet (Petit) est relativement élevé par rapport aux autres prix observés dans cette zone. Prière de corriger ou de confirmer avec le QG. Avertissement!!! Le ménage a consommé 3 Paquet Moyen de Thé en sachet, cette quantité semble anormale pour une consommation des 7 derniers jours.Prière de corriger ou de confirmer avec le QG. Avertissement!! le prix unitaire (150 Fcfa) de Thé en sachet (unité: Paquet) de taille Moyen est très faible ou élevé. Prière de corriger ou de confirmer avec le QG. Incohérence!! Dans ce ménage, chaque individus consomme par jour 68.1075 Kg  de cereale; Prière de revoir les quantités prises de ces produits. Incohérence!! Dans ce ménage, chaque individus consomme par jour 68.1075 Kg  de cereale; Prière de revoir les quantités prises de ces produits. Le prix d'achat unitaire (100 Fcfa) de Sel en Kg de taille  taille unique  est très faible, prière de regarder les reponses prises dans les questions s07bq07a s07bq07b s07bq07c s07bq08 pour mieux corriger.</w:t>
+        <w:t>- La dernière fois que vous avez acheté Feuilles de  Haricot est Dans les champs et semble exister dans les modalités, prière de prendre attache avec le QG pour plus d'explication afin de la classer bien. Attention ! Le prix unitaire d'achat (100 Fcfa) de Biscuits en Paquet (Petit) est relativement élevé par rapport aux autres prix observés dans cette zone. Prière de corriger ou de confirmer avec le QG. Attention ! Le prix unitaire d'achat (50 Fcfa) de Soumbala (moutarde africaine) en Sachets (Moyen) est relativement faible par rapport aux autres prix observés dans cette zone. Prière de corriger ou de confirmer avec le QG. Avertissement!!! Le ménage a consommé 3 Paquet Moyen de Thé en sachet, cette quantité semble anormale pour une consommation des 7 derniers jours.Prière de corriger ou de confirmer avec le QG. Avertissement!! le prix unitaire (150 Fcfa) de Thé en sachet (unité: Paquet) de taille Moyen est très faible ou élevé. Prière de corriger ou de confirmer avec le QG. Incohérence!! Dans ce ménage, chaque individus consomme par jour 109.9379 Kg  de cereale; Prière de revoir les quantités prises de ces produits. Incohérence!! Dans ce ménage, chaque individus consomme par jour 109.9379 Kg  de cereale; Prière de revoir les quantités prises de ces produits. Le prix d'achat unitaire (100 Fcfa) de Sel en Kg de taille  taille unique  est très faible, prière de regarder les reponses prises dans les questions s07bq07a s07bq07b s07bq07c s07bq08 pour mieux corriger.</w:t>
       </w:r>
     </w:p>
     <w:p>
@@ -2269,7 +2267,7 @@
         <w:rPr>
           <w:sz w:val="20"/>
         </w:rPr>
-        <w:t>- Attention ! Le prix unitaire d'achat (100 Fcfa) de Biscuits en Sachets (Petit) est relativement élevé par rapport aux autres prix observés dans cette zone. Prière de corriger ou de confirmer avec le QG. Attention ! Le prix unitaire d'achat (400 Fcfa) de Poireau en Tas (Petit) est relativement élevé par rapport aux autres prix observés dans cette zone. Prière de corriger ou de confirmer avec le QG. Avertissement!!! Le ménage a consommé 5 Paquet Moyen de Thé en sachet, cette quantité semble anormale pour une consommation des 7 derniers jours.Prière de corriger ou de confirmer avec le QG. Avertissement!! le prix unitaire (150 Fcfa) de Thé en sachet (unité: Paquet) de taille Moyen est très faible ou élevé. Prière de corriger ou de confirmer avec le QG. Incohérence!! Dans ce ménage, chaque individus consomme par jour 45.25 Kg  de cereale; Prière de revoir les quantités prises de ces produits.</w:t>
+        <w:t>- Attention ! Le prix unitaire d'achat (100 Fcfa) de Biscuits en Sachets (Petit) est relativement élevé par rapport aux autres prix observés dans cette zone. Prière de corriger ou de confirmer avec le QG. Attention ! Le prix unitaire d'achat (28000 Fcfa) de Huile de soja  en Bidon 20l (taille unique) est relativement élevé par rapport aux autres prix observés dans cette zone. Prière de corriger ou de confirmer avec le QG. Attention ! Le prix unitaire d'achat (400 Fcfa) de Poireau en Tas (Petit) est relativement élevé par rapport aux autres prix observés dans cette zone. Prière de corriger ou de confirmer avec le QG. Avertissement!!! Le ménage a consommé 5 Paquet Moyen de Thé en sachet, cette quantité semble anormale pour une consommation des 7 derniers jours.Prière de corriger ou de confirmer avec le QG. Avertissement!! le prix unitaire (150 Fcfa) de Thé en sachet (unité: Paquet) de taille Moyen est très faible ou élevé. Prière de corriger ou de confirmer avec le QG. Incohérence!! Dans ce ménage, chaque individus consomme par jour 76.57857 Kg  de cereale; Prière de revoir les quantités prises de ces produits.</w:t>
       </w:r>
     </w:p>
     <w:p>
@@ -2766,7 +2764,7 @@
         <w:rPr>
           <w:sz w:val="20"/>
         </w:rPr>
-        <w:t>- Attention ! Le prix unitaire d'achat (500 Fcfa) de Lait en poudre en Sachets (Petit) est relativement élevé par rapport aux autres prix observés dans cette zone. Prière de corriger ou de confirmer avec le QG. Avertissement!! le prix unitaire (125 Fcfa) de Thé en sachet (unité: Sachets) de taille Petit est très faible ou élevé. Prière de corriger ou de confirmer avec le QG. Incohérence!! Dans ce ménage, chaque individus consomme par jour 37.44191 Kg  de cereale; Prière de revoir les quantités prises de ces produits. Incohérence!! Dans ce ménage, chaque individus consomme par jour 37.44191 Kg  de cereale; Prière de revoir les quantités prises de ces produits. Le prix d'achat unitaire (5500 Fcfa) de Café moulu en Kg de taille taille unique prière de regarder les reponses prises dans les questions s07bq07a s07bq07b s07bq07c s07bq08 pour mieux corriger.</w:t>
+        <w:t>- Attention ! Le prix unitaire d'achat (500 Fcfa) de Lait en poudre en Sachets (Petit) est relativement élevé par rapport aux autres prix observés dans cette zone. Prière de corriger ou de confirmer avec le QG. Attention ! Le prix unitaire d'achat (7000 Fcfa) de Huile de soja  en Bouteille 5l (taille unique) est relativement élevé par rapport aux autres prix observés dans cette zone. Prière de corriger ou de confirmer avec le QG. Avertissement!! le prix unitaire (125 Fcfa) de Thé en sachet (unité: Sachets) de taille Petit est très faible ou élevé. Prière de corriger ou de confirmer avec le QG. Incohérence!! Dans ce ménage, chaque individus consomme par jour 66.18857 Kg  de cereale; Prière de revoir les quantités prises de ces produits. Incohérence!! Dans ce ménage, chaque individus consomme par jour 66.18857 Kg  de cereale; Prière de revoir les quantités prises de ces produits. Le prix d'achat unitaire (5500 Fcfa) de Café moulu en Kg de taille taille unique prière de regarder les reponses prises dans les questions s07bq07a s07bq07b s07bq07c s07bq08 pour mieux corriger.</w:t>
       </w:r>
     </w:p>
     <w:p>
@@ -3389,7 +3387,7 @@
         <w:rPr>
           <w:sz w:val="20"/>
         </w:rPr>
-        <w:t>- La dernière fois que vous avez acheté Biscuits est boutique d'alimentation et semble exister dans les modalités, prière de prendre attache avec le QG pour plus d'explication afin de la classer bien.  La dernière fois que vous avez acheté Carpe séchée est vendeur de guej et semble exister dans les modalités, prière de prendre attache avec le QG pour plus d'explication afin de la classer bien.  La dernière fois que vous avez acheté Citron est vendeur de légumes et semble exister dans les modalités, prière de prendre attache avec le QG pour plus d'explication afin de la classer bien.  La dernière fois que vous avez acheté Escargots est vendeur de guej et semble exister dans les modalités, prière de prendre attache avec le QG pour plus d'explication afin de la classer bien.  La dernière fois que vous avez acheté Lait frais de vache est peul sow et semble exister dans les modalités, prière de prendre attache avec le QG pour plus d'explication afin de la classer bien.  La dernière fois que vous avez acheté Oignon frais est grossistes et semble exister dans les modalités, prière de prendre attache avec le QG pour plus d'explication afin de la classer bien.  La dernière fois que vous avez acheté Pain moderne (Baguette) est vendeur de pain et semble exister dans les modalités, prière de prendre attache avec le QG pour plus d'explication afin de la classer bien.  La dernière fois que vous avez acheté Pastèque est vendeur de pastèque dans le village et semble exister dans les modalités, prière de prendre attache avec le QG pour plus d'explication afin de la classer bien.  La dernière fois que vous avez acheté Poisson de mer séché (yayeboye) est vendeur de guej et semble exister dans les modalités, prière de prendre attache avec le QG pour plus d'explication afin de la classer bien.  La dernière fois que vous avez acheté Œufs frais est poulailler et semble exister dans les modalités, prière de prendre attache avec le QG pour plus d'explication afin de la classer bien. Avertissement!! La quantité (8 litre) du produit Huile de soja  consommée  par le ménage semble très élevé, prière de corriger ou confirmer avec le QG. Avertissement!!! Le ménage a consommé 5 Verre ( à thé) taille unique de Thé en sachet, cette quantité semble anormale pour une consommation des 7 derniers jours.Les ménages consomment géneralement en sachet ou en paquet, prière de corriger ou de confirmer avec le QG.  La dernière fois que vous avez acheté Thé en sachet est chez une dame qui vend du thé et semble exister dans les modalités, prière de prendre attache avec le QG pour plus d'explication afin de la classer bien. Difficile de consommer le Sel en Sachets industriel Petit prière de verifier. Le prix d'achat unitaire (290 Fcfa) de Riz local Gambiaka en Sac (50 Kg) de taille taille unique est très faible, prière de regarder les reponses prises dans les questions s07bq07a s07bq07b s07bq07c s07bq08 pour mieux corriger. Attention ! Le prix unitaire d'achat (290 Fcfa) de Riz local Gambiaka en Sac (50 Kg) (taille unique) est relativement faible par rapport aux autres prix observés dans cette zone. Prière de corriger ou de confirmer avec le QG.</w:t>
+        <w:t>- La dernière fois que vous avez acheté Biscuits est boutique d'alimentation et semble exister dans les modalités, prière de prendre attache avec le QG pour plus d'explication afin de la classer bien.  La dernière fois que vous avez acheté Carpe séchée est vendeur de guej et semble exister dans les modalités, prière de prendre attache avec le QG pour plus d'explication afin de la classer bien.  La dernière fois que vous avez acheté Citron est vendeur de légumes et semble exister dans les modalités, prière de prendre attache avec le QG pour plus d'explication afin de la classer bien.  La dernière fois que vous avez acheté Escargots est vendeur de guej et semble exister dans les modalités, prière de prendre attache avec le QG pour plus d'explication afin de la classer bien.  La dernière fois que vous avez acheté Lait frais de vache est peul sow et semble exister dans les modalités, prière de prendre attache avec le QG pour plus d'explication afin de la classer bien.  La dernière fois que vous avez acheté Oignon frais est grossistes et semble exister dans les modalités, prière de prendre attache avec le QG pour plus d'explication afin de la classer bien.  La dernière fois que vous avez acheté Pain moderne (Baguette) est vendeur de pain et semble exister dans les modalités, prière de prendre attache avec le QG pour plus d'explication afin de la classer bien.  La dernière fois que vous avez acheté Pastèque est vendeur de pastèque dans le village et semble exister dans les modalités, prière de prendre attache avec le QG pour plus d'explication afin de la classer bien.  La dernière fois que vous avez acheté Poisson de mer séché (yayeboye) est vendeur de guej et semble exister dans les modalités, prière de prendre attache avec le QG pour plus d'explication afin de la classer bien.  La dernière fois que vous avez acheté Œufs frais est poulailler et semble exister dans les modalités, prière de prendre attache avec le QG pour plus d'explication afin de la classer bien. Attention ! Le prix unitaire d'achat (200 Fcfa) de Carotte en Pièce (Moyen) est relativement élevé par rapport aux autres prix observés dans cette zone. Prière de corriger ou de confirmer avec le QG. Attention ! Soupçons de quantité anormale! Le ménage de AMADOU KHARY DIOP avec une taille de 7 personnes a consommé 4 Verre ( à thé) en taille unique de Vinaigre de vin qui est relativement élevé comme consommation par rapport à la condition de vie des autres ménages de même taille dans cette zone. Prière de corriger ou de confirmer avec le QG. Avertissement!! La quantité (8 litre) du produit Huile de soja  consommée  par le ménage semble très élevé, prière de corriger ou confirmer avec le QG. Avertissement!!! Le ménage a consommé 5 Verre ( à thé) taille unique de Thé en sachet, cette quantité semble anormale pour une consommation des 7 derniers jours.Les ménages consomment géneralement en sachet ou en paquet, prière de corriger ou de confirmer avec le QG.  La dernière fois que vous avez acheté Thé en sachet est chez une dame qui vend du thé et semble exister dans les modalités, prière de prendre attache avec le QG pour plus d'explication afin de la classer bien. Difficile de consommer le Sel en Sachets industriel Petit prière de verifier. Le prix d'achat unitaire (290 Fcfa) de Riz local Gambiaka en Sac (50 Kg) de taille taille unique est très faible, prière de regarder les reponses prises dans les questions s07bq07a s07bq07b s07bq07c s07bq08 pour mieux corriger. Attention ! Le prix unitaire d'achat (290 Fcfa) de Riz local Gambiaka en Sac (50 Kg) (taille unique) est relativement faible par rapport aux autres prix observés dans cette zone. Prière de corriger ou de confirmer avec le QG.</w:t>
       </w:r>
     </w:p>
     <w:p>
@@ -3498,7 +3496,9 @@
         <w:br/>
         <w:t xml:space="preserve">- Attention ! Lit a été achété à 800000 Fcfa est relativement élevé par rapport aux autres prix d'achat observés dans cette zone. Prière de corriger ou de confirmer avec le QG. Attention ! Lit a été revendu à 1000000 Fcfa qui est relativement élevé par rapport aux autres prix de revente observés dans cette zone. Prière de corriger ou de confirmer avec le QG. </w:t>
         <w:br/>
-        <w:t>- Attention ! Matelas simple a été achété à 150000 Fcfa est relativement élevé par rapport aux autres prix d'achat observés dans cette zone. Prière de corriger ou de confirmer avec le QG. Attention ! Matelas simple a été revendu à 125000 Fcfa qui est relativement élevé par rapport aux autres prix de revente observés dans cette zone. Prière de corriger ou de confirmer avec le QG.</w:t>
+        <w:t xml:space="preserve">- Attention ! Matelas simple a été achété à 150000 Fcfa est relativement élevé par rapport aux autres prix d'achat observés dans cette zone. Prière de corriger ou de confirmer avec le QG. Attention ! Matelas simple a été revendu à 125000 Fcfa qui est relativement élevé par rapport aux autres prix de revente observés dans cette zone. Prière de corriger ou de confirmer avec le QG. </w:t>
+        <w:br/>
+        <w:t>- Attention ! Mixeur/Presse-fruits non électrique a été achété à 9000 Fcfa est relativement faible par rapport aux autres prix d'achat observés dans cette zone. Prière de corriger ou de confirmer avec le QG.</w:t>
       </w:r>
     </w:p>
     <w:p>
@@ -4027,7 +4027,7 @@
         <w:rPr>
           <w:sz w:val="20"/>
         </w:rPr>
-        <w:t>- Attention ! Le prix unitaire d'achat (150 Fcfa) de Ail en Gousse (Moyen) est relativement élevé par rapport aux autres prix observés dans cette zone. Prière de corriger ou de confirmer avec le QG. Attention ! Le prix unitaire d'achat (2500 Fcfa) de Carpe séchée en Kg (taille unique) est relativement élevé par rapport aux autres prix observés dans cette zone. Prière de corriger ou de confirmer avec le QG. Avertissement!!! Le ménage a consommé 14 Pièce Moyen de Capitaine frais, cette quantité semble anormale pour une consommation des 7 derniers jours.Prière de corriger ou de confirmer avec le QG. Avertissement!!! Le ménage a consommé 3 Paquet Moyen de Thé en sachet, cette quantité semble anormale pour une consommation des 7 derniers jours.Prière de corriger ou de confirmer avec le QG. Avertissement!! le prix unitaire (150 Fcfa) de Thé en sachet (unité: Paquet) de taille Moyen est très faible ou élevé. Prière de corriger ou de confirmer avec le QG. Avertissement!!! Le ménage a consommé 8 Pièce Moyen de Mâchoiron Frais, cette quantité semble anormale pour une consommation des 7 derniers jours.Prière de corriger ou de confirmer avec le QG. Le prix d'achat unitaire (250 Fcfa) de Sel en Sac (5 Kg) de taille taille unique est très faible, prière de regarder les reponses prises dans les questions s07bq07a s07bq07b s07bq07c s07bq08 pour mieux corriger. Difficile de consommer le Sel en Boite (Autre que la boite/pot de tomate) Moyen prière de verifier.</w:t>
+        <w:t>- Attention ! Le prix unitaire d'achat (150 Fcfa) de Ail en Gousse (Moyen) est relativement élevé par rapport aux autres prix observés dans cette zone. Prière de corriger ou de confirmer avec le QG. Attention ! Le prix unitaire d'achat (27000 Fcfa) de Riz local fumé (malo-woussou) en Sac (50 Kg) (taille unique) est relativement élevé par rapport aux autres prix observés dans cette zone. Prière de corriger ou de confirmer avec le QG. Avertissement!!! Le ménage a consommé 14 Pièce Moyen de Capitaine frais, cette quantité semble anormale pour une consommation des 7 derniers jours.Prière de corriger ou de confirmer avec le QG. Avertissement!!! Le ménage a consommé 3 Paquet Moyen de Thé en sachet, cette quantité semble anormale pour une consommation des 7 derniers jours.Prière de corriger ou de confirmer avec le QG. Avertissement!! le prix unitaire (150 Fcfa) de Thé en sachet (unité: Paquet) de taille Moyen est très faible ou élevé. Prière de corriger ou de confirmer avec le QG. Avertissement!!! Le ménage a consommé 8 Pièce Moyen de Mâchoiron Frais, cette quantité semble anormale pour une consommation des 7 derniers jours.Prière de corriger ou de confirmer avec le QG. Le prix d'achat unitaire (250 Fcfa) de Sel en Sac (5 Kg) de taille taille unique est très faible, prière de regarder les reponses prises dans les questions s07bq07a s07bq07b s07bq07c s07bq08 pour mieux corriger. Difficile de consommer le Sel en Boite (Autre que la boite/pot de tomate) Moyen prière de verifier.</w:t>
       </w:r>
     </w:p>
     <w:p>
@@ -5139,27 +5139,6 @@
           <w:color w:val="4672C4"/>
           <w:sz w:val="22"/>
         </w:rPr>
-        <w:t>&gt;&gt; Section4c - Emploi - Activite secondaire</w:t>
-      </w:r>
-    </w:p>
-    <w:p>
-      <w:pPr>
-        <w:ind w:left="283"/>
-      </w:pPr>
-      <w:r>
-        <w:rPr>
-          <w:sz w:val="20"/>
-        </w:rPr>
-        <w:t>- Attention ! Le nombre de jours que BABACAR SAMB a travaillés par mois semble être inférieur à 15. Veuillez, s'il vous plaît, confirmer cette information. Avertissement!!! les informations de BABACAR SAMB sur le nombre de mois, jours ou heures de son emploi secondaire sont superieur a celles de son emploi principal , veuillez corriger ou confirmer aupres du QG.</w:t>
-      </w:r>
-    </w:p>
-    <w:p>
-      <w:r>
-        <w:rPr>
-          <w:b/>
-          <w:color w:val="4672C4"/>
-          <w:sz w:val="22"/>
-        </w:rPr>
         <w:t>&gt;&gt; Section6 - Epargne et credit</w:t>
       </w:r>
     </w:p>
@@ -5194,28 +5173,7 @@
         <w:rPr>
           <w:sz w:val="20"/>
         </w:rPr>
-        <w:t>- Avertissement!!! Le ménage a consommé 7 Verre ( à thé) taille unique de Thé en sachet, cette quantité semble anormale pour une consommation des 7 derniers jours.Les ménages consomment géneralement en sachet ou en paquet, prière de corriger ou de confirmer avec le QG. Avertissement!!! Le ménage a consommé 8 Morceau (Portion) Petit de Poisson de mer séché (yayeboye), cette quantité semble anormale pour une consommation des 7 derniers jours.Prière de corriger ou de confirmer avec le QG. Incohérence!! Dans ce ménage, chaque individus consomme par jour 25.41234 Kg  de cereale; Prière de revoir les quantités prises de ces produits. Le prix d'achat unitaire (5400 Fcfa) de Café moulu en Kg de taille taille unique prière de regarder les reponses prises dans les questions s07bq07a s07bq07b s07bq07c s07bq08 pour mieux corriger.</w:t>
-      </w:r>
-    </w:p>
-    <w:p>
-      <w:r>
-        <w:rPr>
-          <w:b/>
-          <w:color w:val="4672C4"/>
-          <w:sz w:val="22"/>
-        </w:rPr>
-        <w:t>&gt;&gt; Section9b - Depenses non-alimentaires - 7 jours</w:t>
-      </w:r>
-    </w:p>
-    <w:p>
-      <w:pPr>
-        <w:ind w:left="283"/>
-      </w:pPr>
-      <w:r>
-        <w:rPr>
-          <w:sz w:val="20"/>
-        </w:rPr>
-        <w:t>- La dernière fois que vous avez acheté Transport urbain/rural en moto-taxi est payer au chauffeur et semble exister dans les modalités, prière de prendre attache avec le QG pour plus d'explication afin de la classer bien.</w:t>
+        <w:t>- Attention ! Le prix unitaire d'achat (1000 Fcfa) de Lait en poudre en Kg (taille unique) est relativement faible par rapport aux autres prix observés dans cette zone. Prière de corriger ou de confirmer avec le QG. Attention ! Soupçons de quantité anormale! Le ménage de BABACAR SAMB avec une taille de 11 personnes a consommé 38 miche en Moyen de Pain moderne (Baguette) qui est relativement élevé comme consommation par rapport à la condition de vie des autres ménages de même taille dans cette zone. Prière de corriger ou de confirmer avec le QG. Avertissement!!! Le ménage a consommé 7 Verre ( à thé) taille unique de Thé en sachet, cette quantité semble anormale pour une consommation des 7 derniers jours.Les ménages consomment géneralement en sachet ou en paquet, prière de corriger ou de confirmer avec le QG. Avertissement!!! Le ménage a consommé 8 Morceau (Portion) Petit de Poisson de mer séché (yayeboye), cette quantité semble anormale pour une consommation des 7 derniers jours.Prière de corriger ou de confirmer avec le QG. Incohérence!! Dans ce ménage, chaque individus consomme par jour 41.02273 Kg  de cereale; Prière de revoir les quantités prises de ces produits. Le prix d'achat unitaire (5400 Fcfa) de Café moulu en Kg de taille taille unique prière de regarder les reponses prises dans les questions s07bq07a s07bq07b s07bq07c s07bq08 pour mieux corriger.</w:t>
       </w:r>
     </w:p>
     <w:p>
@@ -5257,9 +5215,7 @@
         <w:rPr>
           <w:sz w:val="20"/>
         </w:rPr>
-        <w:t xml:space="preserve">- L'entreprise MARABOUTAGE et ENSEIGNEMENT CORANIQUE existe dit n'avoir pas fait la revente de marchandises achetées et revendues en état, aussi le montant obtenus sur la vente de produits transformés par l'entreprise  n'a reçu aucune somme sur les reventes (s10q46=0 &amp; s10q48=0 &amp; s10q50=0); alors s'agit-il de quelle entreprise ? </w:t>
-        <w:br/>
-        <w:t>- L'entreprise l’agriculture existe dit n'avoir pas fait la revente de marchandises achetées et revendues en état, aussi le montant obtenus sur la vente de produits transformés par l'entreprise  n'a reçu aucune somme sur les reventes (s10q46=0 &amp; s10q48=0 &amp; s10q50=0); alors s'agit-il de quelle entreprise ? Incoherence! Dans le ménage de BABACAR SAMB il y a un membre qui detient l'entreprise Entreprise 2 qui semble être de l'agriculture ou de l'élévage, prière de bien classer la nomenclature de l'entreprise s'il ne s'agit pas de l'agriculture ou de l'élévage. S'il s'agit de l'agriculture ou l'élévage prière d'enlever cette entreprise (Entreprise 2) dans la section 10 et ajouter soit dans la section agriculture ou l'élévage pour éviter le double compte ou incomprehension. Le noms de l'entreprise Entreprise 2 ne doit pas contenir de chiffre et doit être bien renseigné, prière de bien renseigné .</w:t>
+        <w:t>- L'entreprise MARABOUTAGE et ENSEIGNEMENT CORANIQUE existe dit n'avoir pas fait la revente de marchandises achetées et revendues en état, aussi le montant obtenus sur la vente de produits transformés par l'entreprise  n'a reçu aucune somme sur les reventes (s10q46=0 &amp; s10q48=0 &amp; s10q50=0); alors s'agit-il de quelle entreprise ?</w:t>
       </w:r>
     </w:p>
     <w:p>
@@ -5280,28 +5236,7 @@
         <w:rPr>
           <w:sz w:val="20"/>
         </w:rPr>
-        <w:t>- Le montant (FCFA) du loyer mensuel payé pour un logement comme le votre dans ce village/quartier est trop élevé, Veuillez s'il vous plaît corriger cette information.  Le  principal matériau de toit est Zing et semble exister dans les modalités, prière de prendre attache avec le QG pour plus d'explication afin de la classer bien.</w:t>
-      </w:r>
-    </w:p>
-    <w:p>
-      <w:r>
-        <w:rPr>
-          <w:b/>
-          <w:color w:val="4672C4"/>
-          <w:sz w:val="22"/>
-        </w:rPr>
-        <w:t>&gt;&gt; Section15 - Filets sociaux</w:t>
-      </w:r>
-    </w:p>
-    <w:p>
-      <w:pPr>
-        <w:ind w:left="283"/>
-      </w:pPr>
-      <w:r>
-        <w:rPr>
-          <w:sz w:val="20"/>
-        </w:rPr>
-        <w:t>- Avertissement!! Aucun membre dans ce ménage n'a entendu parler d'aucun programme de la section 15, prière de confirmer ce cas avec le QG.</w:t>
+        <w:t>- Le montant (FCFA) du loyer mensuel payé pour un logement comme le votre dans ce village/quartier est trop élevé, Veuillez s'il vous plaît corriger cette information.</w:t>
       </w:r>
     </w:p>
     <w:p>
@@ -5846,7 +5781,7 @@
         <w:rPr>
           <w:sz w:val="20"/>
         </w:rPr>
-        <w:t>- Attention ! Le prix unitaire d'achat (1800 Fcfa) de Choux en Kg (taille unique) est relativement élevé par rapport aux autres prix observés dans cette zone. Prière de corriger ou de confirmer avec le QG. Avertissement!!! Le ménage a consommé 7 Paquet Petit de Thé en sachet, cette quantité semble anormale pour une consommation des 7 derniers jours.Prière de corriger ou de confirmer avec le QG. Avertissement!! le prix unitaire (100 Fcfa) de Thé en sachet (unité: Paquet) de taille Petit est très faible ou élevé. Prière de corriger ou de confirmer avec le QG. Incohérence!! Dans ce ménage, chaque individus consomme par jour 23.1646 Kg  de cereale; Prière de revoir les quantités prises de ces produits. Incohérence!! Dans ce ménage, chaque individus consomme par jour 23.1646 Kg  de cereale; Prière de revoir les quantités prises de ces produits.</w:t>
+        <w:t>- Attention ! Le prix unitaire d'achat (1800 Fcfa) de Choux en Kg (taille unique) est relativement élevé par rapport aux autres prix observés dans cette zone. Prière de corriger ou de confirmer avec le QG. Avertissement!!! Le ménage a consommé 7 Paquet Petit de Thé en sachet, cette quantité semble anormale pour une consommation des 7 derniers jours.Prière de corriger ou de confirmer avec le QG. Avertissement!! le prix unitaire (100 Fcfa) de Thé en sachet (unité: Paquet) de taille Petit est très faible ou élevé. Prière de corriger ou de confirmer avec le QG. Incohérence!! Dans ce ménage, chaque individus consomme par jour 45.12096 Kg  de cereale; Prière de revoir les quantités prises de ces produits. Incohérence!! Dans ce ménage, chaque individus consomme par jour 45.12096 Kg  de cereale; Prière de revoir les quantités prises de ces produits.</w:t>
       </w:r>
     </w:p>
     <w:p>
@@ -6423,7 +6358,7 @@
         <w:rPr>
           <w:sz w:val="20"/>
         </w:rPr>
-        <w:t>- Attention ! Le prix unitaire d'achat (125 Fcfa) de Sel en Sachets (Petit) est relativement élevé par rapport aux autres prix observés dans cette zone. Prière de corriger ou de confirmer avec le QG. Attention ! Le prix unitaire d'achat (500 Fcfa) de Poivron frais en Tas (Moyen) est relativement élevé par rapport aux autres prix observés dans cette zone. Prière de corriger ou de confirmer avec le QG. Avertissement!! La quantité (3.5 litre) du produit Huile de soja  consommée  par le ménage semble très élevé, prière de corriger ou confirmer avec le QG. Avertissement!!! Le ménage a consommé 5 Paquet Petit de Thé en sachet, cette quantité semble anormale pour une consommation des 7 derniers jours.Prière de corriger ou de confirmer avec le QG. Avertissement!! le prix unitaire (150 Fcfa) de Thé en sachet (unité: Paquet) de taille Petit est très faible ou élevé. Prière de corriger ou de confirmer avec le QG. Incohérence!! Dans ce ménage, chaque individus consomme par jour 33.74166 Kg  de cereale; Prière de revoir les quantités prises de ces produits.</w:t>
+        <w:t>- Attention ! Le prix unitaire d'achat (500 Fcfa) de Poivron frais en Tas (Moyen) est relativement élevé par rapport aux autres prix observés dans cette zone. Prière de corriger ou de confirmer avec le QG. Avertissement!! La quantité (3.5 litre) du produit Huile de soja  consommée  par le ménage semble très élevé, prière de corriger ou confirmer avec le QG. Avertissement!!! Le ménage a consommé 5 Paquet Petit de Thé en sachet, cette quantité semble anormale pour une consommation des 7 derniers jours.Prière de corriger ou de confirmer avec le QG. Avertissement!! le prix unitaire (150 Fcfa) de Thé en sachet (unité: Paquet) de taille Petit est très faible ou élevé. Prière de corriger ou de confirmer avec le QG. Incohérence!! Dans ce ménage, chaque individus consomme par jour 62.15476 Kg  de cereale; Prière de revoir les quantités prises de ces produits.</w:t>
       </w:r>
     </w:p>
     <w:p>
@@ -7487,48 +7422,6 @@
           <w:color w:val="4672C4"/>
           <w:sz w:val="22"/>
         </w:rPr>
-        <w:t>&gt;&gt; Section0 - Identification et renseignements de controle</w:t>
-      </w:r>
-    </w:p>
-    <w:p>
-      <w:pPr>
-        <w:ind w:left="283"/>
-      </w:pPr>
-      <w:r>
-        <w:rPr>
-          <w:sz w:val="20"/>
-        </w:rPr>
-        <w:t>- Le questionnaire semble ne pas être complètement fini mais le questionnaire est en statut complet, prière de compléter le questionnaire.</w:t>
-      </w:r>
-    </w:p>
-    <w:p>
-      <w:r>
-        <w:rPr>
-          <w:b/>
-          <w:color w:val="4672C4"/>
-          <w:sz w:val="22"/>
-        </w:rPr>
-        <w:t>&gt;&gt; Section1 - Caracteristiques des membres</w:t>
-      </w:r>
-    </w:p>
-    <w:p>
-      <w:pPr>
-        <w:ind w:left="283"/>
-      </w:pPr>
-      <w:r>
-        <w:rPr>
-          <w:sz w:val="20"/>
-        </w:rPr>
-        <w:t>- Avertissement!!!  NAFI SAMB  possède un téléphone android mais dit n'avoir pas accès à l'internet, prière de confirmer cette information avec le QG ou la corriger.</w:t>
-      </w:r>
-    </w:p>
-    <w:p>
-      <w:r>
-        <w:rPr>
-          <w:b/>
-          <w:color w:val="4672C4"/>
-          <w:sz w:val="22"/>
-        </w:rPr>
         <w:t>&gt;&gt; Section2 - Education</w:t>
       </w:r>
     </w:p>
@@ -7558,27 +7451,6 @@
           <w:color w:val="4672C4"/>
           <w:sz w:val="22"/>
         </w:rPr>
-        <w:t>&gt;&gt; Section3 - Sante</w:t>
-      </w:r>
-    </w:p>
-    <w:p>
-      <w:pPr>
-        <w:ind w:left="283"/>
-      </w:pPr>
-      <w:r>
-        <w:rPr>
-          <w:sz w:val="20"/>
-        </w:rPr>
-        <w:t>- Le principal problème de santé que NDEYE HASSANE SAMB a eu est Maux de tête entrainant des crises et semble exister dans les modalités, prière de prendre attache avec le QG pour plus d'explication afin de la classer bien.</w:t>
-      </w:r>
-    </w:p>
-    <w:p>
-      <w:r>
-        <w:rPr>
-          <w:b/>
-          <w:color w:val="4672C4"/>
-          <w:sz w:val="22"/>
-        </w:rPr>
         <w:t>&gt;&gt; Section4a - Emploi</w:t>
       </w:r>
     </w:p>
@@ -7590,8 +7462,6 @@
         <w:rPr>
           <w:sz w:val="20"/>
         </w:rPr>
-        <w:t xml:space="preserve">- Avertissement! Le nombre d'heure consacré à faire des courses au cours des 7 derniers jours au marché ou travaux menager ou lessive etc.. pour NDIAYA SAMB semble très élevés, prière de corriger ou confirmer avec le QG (s04q01 s04q02 s04q03 s04q04 s04q05 s04q06 s04q07 s04q08). </w:t>
-        <w:br/>
         <w:t>- Avertissement! NDEYE HASSANE SAMB n'a consacré aucune heure pour aucun des travaux du ménage, prière de regarder les réponses prises dans les questions (s04q01 s04q02 s04q03 s04q04 s04q05 s04q06 s04q07 s04q08).</w:t>
       </w:r>
     </w:p>
@@ -7613,9 +7483,7 @@
         <w:rPr>
           <w:sz w:val="20"/>
         </w:rPr>
-        <w:t xml:space="preserve">- Attention ! Le nombre de jours que ALIOU SAMB a travaillés par mois semble être inférieur à 15. Veuillez, s'il vous plaît, confirmer cette information. Avertissement!! Le montant de ALIOU SAMB semble trop faible pour un revenu net gagné par trimestre. Veuillez, s'il vous plaît, confirmer cette information avec le QG ou la corriger. </w:t>
-        <w:br/>
-        <w:t>- Nombre de mois exercé par NDIAYA SAMB dans l'emploi au cours des 12 derniers mois semble faible, veuillez corriger s'il vous plait ou comfirmer avec le QG. Attention ! Le nombre de jours que NDIAYA SAMB a travaillés par mois semble être inférieur à 15. Veuillez, s'il vous plaît, confirmer cette information.</w:t>
+        <w:t>- Nombre de mois exercé par NDIAYA SAMB dans l'emploi au cours des 12 derniers mois semble faible, veuillez corriger s'il vous plait ou comfirmer avec le QG.</w:t>
       </w:r>
     </w:p>
     <w:p>
@@ -7636,7 +7504,7 @@
         <w:rPr>
           <w:sz w:val="20"/>
         </w:rPr>
-        <w:t>- Avertissement!!! les informations de ALIOU SAMB sur le nombre de mois, jours ou heures de son emploi secondaire sont superieur a celles de son emploi principal , veuillez corriger ou confirmer aupres du QG. Le revenu de ALIOU SAMB est de 0, il ne doit pas être égal à 0. Prière de fournir d'effort pour estimer le revenu de ALIOU SAMB.</w:t>
+        <w:t>- Le revenu de ALIOU SAMB est de 0, il ne doit pas être égal à 0. Prière de fournir d'effort pour estimer le revenu de ALIOU SAMB.</w:t>
       </w:r>
     </w:p>
     <w:p>
@@ -7657,70 +7525,7 @@
         <w:rPr>
           <w:sz w:val="20"/>
         </w:rPr>
-        <w:t>- La dernière fois que vous avez acheté Pain moderne (Baguette) est vendeur de pain et semble exister dans les modalités, prière de prendre attache avec le QG pour plus d'explication afin de la classer bien. Avertissement!!! Le ménage a consommé 5 Paquet Moyen de Thé en sachet, cette quantité semble anormale pour une consommation des 7 derniers jours.Prière de corriger ou de confirmer avec le QG. Avertissement!! le prix unitaire (100 Fcfa) de Thé en sachet (unité: Paquet) de taille Moyen est très faible ou élevé. Prière de corriger ou de confirmer avec le QG. Incohérence!! Dans ce ménage, chaque individus consomme par jour 42.78057 Kg  de cereale; Prière de revoir les quantités prises de ces produits. Incohérence!! Dans ce ménage, chaque individus consomme par jour 42.78057 Kg  de cereale; Prière de revoir les quantités prises de ces produits. Le prix d'achat unitaire (175 Fcfa) de Sel en Kg de taille  taille unique  est très faible, prière de regarder les reponses prises dans les questions s07bq07a s07bq07b s07bq07c s07bq08 pour mieux corriger.</w:t>
-      </w:r>
-    </w:p>
-    <w:p>
-      <w:r>
-        <w:rPr>
-          <w:b/>
-          <w:color w:val="4672C4"/>
-          <w:sz w:val="22"/>
-        </w:rPr>
-        <w:t>&gt;&gt; Section9c - Depenses non-alimentaires - 30 jours</w:t>
-      </w:r>
-    </w:p>
-    <w:p>
-      <w:pPr>
-        <w:ind w:left="283"/>
-      </w:pPr>
-      <w:r>
-        <w:rPr>
-          <w:sz w:val="20"/>
-        </w:rPr>
-        <w:t>- La dernière fois que vous avez acheté Bois de chauffe ramassé/coupé (estimer la valeur) est AU Forét et semble exister dans les modalités, prière de prendre attache avec le QG pour plus d'explication afin de la classer bien.</w:t>
-      </w:r>
-    </w:p>
-    <w:p>
-      <w:r>
-        <w:rPr>
-          <w:b/>
-          <w:color w:val="4672C4"/>
-          <w:sz w:val="22"/>
-        </w:rPr>
-        <w:t>&gt;&gt; Section10b - caracteristiques entreprise non agricole</w:t>
-      </w:r>
-    </w:p>
-    <w:p>
-      <w:pPr>
-        <w:ind w:left="283"/>
-      </w:pPr>
-      <w:r>
-        <w:rPr>
-          <w:sz w:val="20"/>
-        </w:rPr>
-        <w:t>- Le montant dépensé de L'entreprise commerce vente de détail pour l'achat de ces marchandises revendues en état, sans transformation ne peut être supérieur aux montants obtenus sur la revente de marchandises achetées et revendues en état au cours des 30 derniers jours ou durant le dernier mois où l'entreprise a fonctionné (s10q47 &gt; s10q46), prière de corriger. L'entreprise commerce vente de détail dit avoir réçu une somme sur la vente de ces produits transformés (s10q48 est differnt de 0) mais n'a depensé aucune somme sur l'achat des matières premières (s10q49==0), prière de fournir de l'effort pour estimer le montant obtenu en achat de matières premières. Cette entreprise commerce vente de détail dit avoir obtenu une valeur sur les marchandises vendu en etat et les marchandises vendu après transformation. L'entreprise commerce vente de détail est généralement une entreprise commerciale ou de service dont elle ne depense pas en achat de matières premières.Elle ne transforme pas de produit donc ne peut pas obtenir un montant sur la vente des produits transformés (10.48 ou 10.49). Prière de mettre 0 pour ces questions si elles ne font pas de transformation.</w:t>
-      </w:r>
-    </w:p>
-    <w:p>
-      <w:r>
-        <w:rPr>
-          <w:b/>
-          <w:color w:val="4672C4"/>
-          <w:sz w:val="22"/>
-        </w:rPr>
-        <w:t>&gt;&gt; Section14 - Chocs</w:t>
-      </w:r>
-    </w:p>
-    <w:p>
-      <w:pPr>
-        <w:ind w:left="283"/>
-      </w:pPr>
-      <w:r>
-        <w:rPr>
-          <w:sz w:val="20"/>
-        </w:rPr>
-        <w:t>- Avertissement!! Le ménage n'a été négativement affecté par aucun des problèmes donnés dans la section 14. Confirmez vous cette information avec le QG?</w:t>
+        <w:t>- Attention ! Le prix unitaire d'achat (125 Fcfa) de Carotte en Pièce (Moyen) est relativement élevé par rapport aux autres prix observés dans cette zone. Prière de corriger ou de confirmer avec le QG. Attention ! Le prix unitaire d'achat (125 Fcfa) de Lait caillé en Sachets (Petit) est relativement élevé par rapport aux autres prix observés dans cette zone. Prière de corriger ou de confirmer avec le QG. Attention ! Le prix unitaire d'achat (500 Fcfa) de Vinaigre de vin en Bouteille 33cl (taille unique) est relativement élevé par rapport aux autres prix observés dans cette zone. Prière de corriger ou de confirmer avec le QG. Avertissement!!! Le ménage a consommé 5 Paquet Moyen de Thé en sachet, cette quantité semble anormale pour une consommation des 7 derniers jours.Prière de corriger ou de confirmer avec le QG. Avertissement!! le prix unitaire (100 Fcfa) de Thé en sachet (unité: Paquet) de taille Moyen est très faible ou élevé. Prière de corriger ou de confirmer avec le QG. Incohérence!! Dans ce ménage, chaque individus consomme par jour 76.22514 Kg  de cereale; Prière de revoir les quantités prises de ces produits. Incohérence!! Dans ce ménage, chaque individus consomme par jour 76.22514 Kg  de cereale; Prière de revoir les quantités prises de ces produits. Attention ! Le prix unitaire d'achat (500 Fcfa) de Riz local Gambiaka en Kg (taille unique) est relativement élevé par rapport aux autres prix observés dans cette zone. Prière de corriger ou de confirmer avec le QG. Le prix d'achat unitaire (175 Fcfa) de Sel en Kg de taille  taille unique  est très faible, prière de regarder les reponses prises dans les questions s07bq07a s07bq07b s07bq07c s07bq08 pour mieux corriger.</w:t>
       </w:r>
     </w:p>
     <w:p>
